--- a/klagomål/A 35261-2026 FSC-klagomål.docx
+++ b/klagomål/A 35261-2026 FSC-klagomål.docx
@@ -1515,7 +1515,7 @@
     <w:r>
       <w:tab/>
       <w:tab/>
-      <w:t>2026-09-14</w:t>
+      <w:t>2026-09-15</w:t>
       <w:br/>
       <w:br/>
     </w:r>

--- a/klagomål/A 35261-2026 FSC-klagomål.docx
+++ b/klagomål/A 35261-2026 FSC-klagomål.docx
@@ -1515,7 +1515,7 @@
     <w:r>
       <w:tab/>
       <w:tab/>
-      <w:t>2026-09-15</w:t>
+      <w:t>2026-09-16</w:t>
       <w:br/>
       <w:br/>
     </w:r>

--- a/klagomål/A 35261-2026 FSC-klagomål.docx
+++ b/klagomål/A 35261-2026 FSC-klagomål.docx
@@ -1515,7 +1515,7 @@
     <w:r>
       <w:tab/>
       <w:tab/>
-      <w:t>2026-09-16</w:t>
+      <w:t>2026-09-17</w:t>
       <w:br/>
       <w:br/>
     </w:r>

--- a/klagomål/A 35261-2026 FSC-klagomål.docx
+++ b/klagomål/A 35261-2026 FSC-klagomål.docx
@@ -1515,7 +1515,7 @@
     <w:r>
       <w:tab/>
       <w:tab/>
-      <w:t>2026-09-17</w:t>
+      <w:t>2026-09-18</w:t>
       <w:br/>
       <w:br/>
     </w:r>

--- a/klagomål/A 35261-2026 FSC-klagomål.docx
+++ b/klagomål/A 35261-2026 FSC-klagomål.docx
@@ -1515,7 +1515,7 @@
     <w:r>
       <w:tab/>
       <w:tab/>
-      <w:t>2026-09-18</w:t>
+      <w:t>2026-09-19</w:t>
       <w:br/>
       <w:br/>
     </w:r>

--- a/klagomål/A 35261-2026 FSC-klagomål.docx
+++ b/klagomål/A 35261-2026 FSC-klagomål.docx
@@ -1515,7 +1515,7 @@
     <w:r>
       <w:tab/>
       <w:tab/>
-      <w:t>2026-09-19</w:t>
+      <w:t>2026-09-21</w:t>
       <w:br/>
       <w:br/>
     </w:r>

--- a/klagomål/A 35261-2026 FSC-klagomål.docx
+++ b/klagomål/A 35261-2026 FSC-klagomål.docx
@@ -1515,7 +1515,7 @@
     <w:r>
       <w:tab/>
       <w:tab/>
-      <w:t>2026-09-21</w:t>
+      <w:t>2026-09-23</w:t>
       <w:br/>
       <w:br/>
     </w:r>

--- a/klagomål/A 35261-2026 FSC-klagomål.docx
+++ b/klagomål/A 35261-2026 FSC-klagomål.docx
@@ -1515,7 +1515,7 @@
     <w:r>
       <w:tab/>
       <w:tab/>
-      <w:t>2026-09-23</w:t>
+      <w:t>2026-09-24</w:t>
       <w:br/>
       <w:br/>
     </w:r>

--- a/klagomål/A 35261-2026 FSC-klagomål.docx
+++ b/klagomål/A 35261-2026 FSC-klagomål.docx
@@ -178,7 +178,7 @@
       <w:r>
         <w:drawing>
           <wp:inline xmlns:a="http://schemas.openxmlformats.org/drawingml/2006/main" xmlns:pic="http://schemas.openxmlformats.org/drawingml/2006/picture">
-            <wp:extent cx="5486400" cy="5193697"/>
+            <wp:extent cx="5486400" cy="5112207"/>
             <wp:docPr id="1" name="Picture 1"/>
             <wp:cNvGraphicFramePr>
               <a:graphicFrameLocks noChangeAspect="1"/>
@@ -199,7 +199,7 @@
                   <pic:spPr>
                     <a:xfrm>
                       <a:off x="0" y="0"/>
-                      <a:ext cx="5486400" cy="5193697"/>
+                      <a:ext cx="5486400" cy="5112207"/>
                     </a:xfrm>
                     <a:prstGeom prst="rect"/>
                   </pic:spPr>
@@ -221,7 +221,7 @@
     </w:p>
     <w:p>
       <w:r>
-        <w:t>I och inom 20 meter från avverkningsanmälan finns fynd av 9 naturvårdsarter, varav 7 är rödlistade, 2 är fridlysta, 9 är typiska (T) och 2 är signalarter (S): garnlav (VU, T), knärot (VU, T, §8), lavskrika (NT, T, §4), lunglav (NT, T), rosenticka (NT, T), ullticka (NT, T), violettgrå tagellav (NT, T), bårdlav (S, T) och stuplav (S, T). Se Figur 1.</w:t>
+        <w:t>I och inom 20 meter från avverkningsanmälan finns fynd av 20 naturvårdsarter, varav 13 är rödlistade, 5 är fridlysta, 17 är typiska (T) och 6 är signalarter (S): garnlav (VU, T), knärot (VU, T, §8), lappticka (VU, T), ulltickeporing (VU), brunpudrad nållav (NT, T), lavskrika (NT, T, §4), lunglav (NT, T), rosenticka (NT, T), talltita (NT, §4), tretåig hackspett (NT, T, §4), ullticka (NT, T), violettgrå tagellav (NT, T), vitgrynig nållav (NT), bårdlav (S, T), gulnål (S, T), nästlav (S, T), stor aspticka (S, T), stuplav (S, T), vedticka (S, T) och spillkråka (T, §4). Se Figur 1.</w:t>
       </w:r>
     </w:p>
     <w:p>
@@ -381,6 +381,70 @@
         <w:rPr>
           <w:b/>
         </w:rPr>
+        <w:t>Lappticka (VU)</w:t>
+      </w:r>
+      <w:r>
+        <w:t xml:space="preserve">, rödlistad som sårbar, är knuten till gamla granskogar med riklig förekomst av död ved. Den klassas som en “urskogsindikator” och alla skogsskötselåtgärder på eller i omedelbar närhet av lokalerna utgör ett hot. Lappticka är typisk art för </w:t>
+      </w:r>
+      <w:r>
+        <w:rPr>
+          <w:i/>
+        </w:rPr>
+        <w:t>9010 Taiga</w:t>
+      </w:r>
+      <w:r>
+        <w:t xml:space="preserve"> (Nitare &amp; Skogsstyrelsen, 2019; SLU Artdatabanken, 2024).</w:t>
+      </w:r>
+    </w:p>
+    <w:p>
+      <w:r>
+        <w:rPr>
+          <w:b/>
+        </w:rPr>
+        <w:t xml:space="preserve">Ulltickeporing </w:t>
+      </w:r>
+      <w:r>
+        <w:rPr>
+          <w:b/>
+          <w:i/>
+        </w:rPr>
+        <w:t>Skeletocutis brevispora</w:t>
+      </w:r>
+      <w:r>
+        <w:rPr>
+          <w:b/>
+        </w:rPr>
+        <w:t xml:space="preserve"> (VU)</w:t>
+      </w:r>
+      <w:r>
+        <w:t>, rödlistad som sårbar, växer på ullticka (NT) i naturskogsartade granskogar. Avverkning av naturskogslika miljöer och av grova granar där ulltickeporing förekommer är ett direkt hot mot artens fortlevnad. Alla skogliga åtgärder som innebär att lågor och döda eller skadade träd tas bort missgynnar arten. På sikt är minskad tillgång till lämpligt substrat och krympande areal av naturskog ett hot, framförallt råder brist på grov ved som lågor i sena nedbrytningsstadier. Ytterligare fragmentering av skogslandskapet minskar artens möjligheter till spridning. Gamla granskogar som hyser arten undantas helt från skogsbruk (SLU Artdatabanken, 2024).</w:t>
+      </w:r>
+    </w:p>
+    <w:p>
+      <w:r>
+        <w:rPr>
+          <w:b/>
+        </w:rPr>
+        <w:t>Brunpudrad nållav (NT)</w:t>
+      </w:r>
+      <w:r>
+        <w:t xml:space="preserve"> är beroende av hög, jämn luftfuktighet och kan påträffas i fuktiga skogar av naturskogskaraktär, ofta i sumpgranskog eller andra sumpskogar. Arten är placerad högst upp i Skogsstyrelsens värdepyramid för bedömning av skog med höga naturvärden och förekomster bör undantas från skogsbruksåtgärder. Brunpudrad nållav är typisk art för </w:t>
+      </w:r>
+      <w:r>
+        <w:rPr>
+          <w:i/>
+        </w:rPr>
+        <w:t>9010 Taiga</w:t>
+      </w:r>
+      <w:r>
+        <w:t xml:space="preserve"> (SLU Artdatabanken, 2024; Nitare &amp; Skogsstyrelsen, 2019).</w:t>
+      </w:r>
+    </w:p>
+    <w:p>
+      <w:r>
+        <w:rPr>
+          <w:b/>
+        </w:rPr>
         <w:t>Lavskrika (NT, §4)</w:t>
       </w:r>
       <w:r>
@@ -486,6 +550,46 @@
         <w:rPr>
           <w:b/>
         </w:rPr>
+        <w:t>Talltita (NT, §4)</w:t>
+      </w:r>
+      <w:r>
+        <w:t>, rödlistad som nära hotad och prioriterad art i Skogsvårdslagen, har häckningsrevir i anmälan. Arten har minskat kraftigt de senaste 30 åren och minskningstakten innevarande 10-årsperiod beräknas till 20 (10–30) %. Talltitan är synnerligen trogen sitt cirka 15 hektar stora revir och är beroende av flerskiktade olikåldriga skogar för att kunna föda upp sina ungar. Talltitan försvinner om dess livsmiljö kalavverkas (Eggers &amp; Low, 2014; Ekman, 1979; Griesser et al, 2007; Klein, 2020; Siffczyk et al, 2003; SLU Artdatabanken, 2021).</w:t>
+      </w:r>
+    </w:p>
+    <w:p>
+      <w:r>
+        <w:rPr>
+          <w:b/>
+        </w:rPr>
+        <w:t>Tretåig hackspett (NT, §4)</w:t>
+      </w:r>
+      <w:r>
+        <w:t xml:space="preserve"> är rödlistad som nära hotad och ingår i bilaga 1 i EU:s fågeldirektiv. Tretåig hackspett är för sin överlevnad beroende av kontinuerlig tillförsel av äldre döende och död ved, som sker genom naturliga självgallringsprocesser i äldre grannaturskogar och barrblandade naturskogar. Om en skog genom skogsbruk gallras eller glesas ur så upphör och uteblir i stort sett den naturliga självgallringsprocessen för mycket lång tid framöver vilket omöjliggör upprätthållandet av den kontinuerliga ekologiska funktionen i ett område. Det finns studier som visar att naturskogens självgallringsprocess som den tretåiga hackspetten är beroende av, inte kan ersättas med efterlämnad hänsyn i skogsbruket (Imbeau &amp; Desrochers, 2002). Storleken på häckningsreviret varierar med skogstypen, förekomsten av död ved och graden av fragmentering, men är i allmänhet i storleksordningen 25–100 hektar. Vintertid krävs ofta betydligt större områden och det finns studier som antyder att arten behöver minst 100 hektar äldre skog. I områden med låg bonitet kan det behövas över 200 hektar lämpligt habitat för att ett par ska kunna reproducera sig. Områden med dokumenterad permanent förekomst i naturskogsmiljöer har vanligen så stora naturvärden att skogsbruk är olämpligt. Tretåig hackspett är typisk art för </w:t>
+      </w:r>
+      <w:r>
+        <w:rPr>
+          <w:i/>
+        </w:rPr>
+        <w:t xml:space="preserve">9010 Taiga, 9740 Skogsbevuxen myr, 9030 Landhöjningsskog </w:t>
+      </w:r>
+      <w:r>
+        <w:t xml:space="preserve">och </w:t>
+      </w:r>
+      <w:r>
+        <w:rPr>
+          <w:i/>
+        </w:rPr>
+        <w:t>9040 Fjällbjörkskog</w:t>
+      </w:r>
+      <w:r>
+        <w:t xml:space="preserve"> (Skogsstyrelsen, 2016; SLU Artdatabanken, 2024).</w:t>
+      </w:r>
+    </w:p>
+    <w:p>
+      <w:r>
+        <w:rPr>
+          <w:b/>
+        </w:rPr>
         <w:t>Ullticka (NT)</w:t>
       </w:r>
       <w:r>
@@ -562,6 +666,17 @@
         <w:rPr>
           <w:b/>
         </w:rPr>
+        <w:t>Vitgrynig nållav (NT)</w:t>
+      </w:r>
+      <w:r>
+        <w:t xml:space="preserve"> växer nästan uteslutande på bark av gamla, senvuxna granar i skuggiga lägen med hög och jämn luftfuktighet. Den vanligaste naturtypen för arten är kontinuitetsskogar på frisk mark men den finns också i sumpgranskogar. På lång sikt utgör avverkningar av olikåldriga granskogar av naturskogskaraktär ett allvarligt hot mot arten och skogsbruksåtgärder på eller i närheten av växtplatserna bör undvikas. Naturskogsartade, fuktiga granskogar med förekomster av arten signalerar höga biologiska värden och bör bevaras (SLU Artdatabanken, 2024; Nitare &amp; Skogsstyrelsen, 2019).</w:t>
+      </w:r>
+    </w:p>
+    <w:p>
+      <w:r>
+        <w:rPr>
+          <w:b/>
+        </w:rPr>
         <w:t>Bårdlav</w:t>
       </w:r>
       <w:r>
@@ -609,6 +724,84 @@
         <w:rPr>
           <w:b/>
         </w:rPr>
+        <w:t>Gulnål</w:t>
+      </w:r>
+      <w:r>
+        <w:t xml:space="preserve"> växer mest på murknande lövträdsved och barrträdsved och förekommer i skuggiga miljöer med hög luftfuktighet. I södra Sverige är den en relativt bra signal på biotoper med höga naturvärden och följs ofta av sällsynta arter. Gulnål är typisk art för </w:t>
+      </w:r>
+      <w:r>
+        <w:rPr>
+          <w:i/>
+        </w:rPr>
+        <w:t>9110 Näringsfattig bokskog</w:t>
+      </w:r>
+      <w:r>
+        <w:t xml:space="preserve"> och</w:t>
+      </w:r>
+      <w:r>
+        <w:rPr>
+          <w:i/>
+        </w:rPr>
+        <w:t xml:space="preserve"> 9130 Näringsrik bokskog </w:t>
+      </w:r>
+      <w:r>
+        <w:t>(Nitare &amp; Skogsstyrelsen, 2019; SLU Artdatabanken, 2025).</w:t>
+      </w:r>
+    </w:p>
+    <w:p>
+      <w:r>
+        <w:rPr>
+          <w:b/>
+        </w:rPr>
+        <w:t>Nästlav</w:t>
+      </w:r>
+      <w:r>
+        <w:t xml:space="preserve"> indikerar söder om den naturliga norrlandsgränsen äldre barrskogsområden med höga naturvärden där andra ovanliga nordliga barrskogsarter kan påträffas. Nästlav är typisk art för </w:t>
+      </w:r>
+      <w:r>
+        <w:rPr>
+          <w:i/>
+        </w:rPr>
+        <w:t xml:space="preserve">9010 Taiga </w:t>
+      </w:r>
+      <w:r>
+        <w:t>(Nitare &amp; Skogsstyrelsen, 2019; SLU Artdatabanken, 2025).</w:t>
+      </w:r>
+    </w:p>
+    <w:p>
+      <w:r>
+        <w:rPr>
+          <w:b/>
+        </w:rPr>
+        <w:t>Stor aspticka</w:t>
+      </w:r>
+      <w:r>
+        <w:t xml:space="preserve"> är knuten till gamla levande aspar och orsakar karaktäristiska inbuktningar i stammen (så kallad nekroser). Slutavverknings- och gallringsåtgärder i löv- och blandskogsbestånd som innebär att tillgången på grov asp minskar är ett hot mot arten. Det är viktigt att äldre aspar och aspbestånd sparas och för att gynna arten på sikt bör aspinslagen i t.ex. bergbranter, raviner, skogsbryn och kring äldre odlingsmarker generellt sparas i större utsträckning än vad som görs idag. Stor aspticka är typisk art för </w:t>
+      </w:r>
+      <w:r>
+        <w:rPr>
+          <w:i/>
+        </w:rPr>
+        <w:t xml:space="preserve">9010 Taiga </w:t>
+      </w:r>
+      <w:r>
+        <w:t xml:space="preserve">och </w:t>
+      </w:r>
+      <w:r>
+        <w:rPr>
+          <w:i/>
+        </w:rPr>
+        <w:t>9030 Landhöjningsskog</w:t>
+      </w:r>
+      <w:r>
+        <w:t xml:space="preserve"> (SLU Artdatabanken, 2024; Nitare &amp; Skogsstyrelsen, 2019).</w:t>
+      </w:r>
+    </w:p>
+    <w:p>
+      <w:r>
+        <w:rPr>
+          <w:b/>
+        </w:rPr>
         <w:t>Stuplav</w:t>
       </w:r>
       <w:r>
@@ -658,6 +851,55 @@
       </w:r>
       <w:r>
         <w:t xml:space="preserve"> (SLU Artdatabanken, 2026; Nitare &amp; Skogsstyrelsen, 2019).</w:t>
+      </w:r>
+    </w:p>
+    <w:p>
+      <w:r>
+        <w:rPr>
+          <w:b/>
+        </w:rPr>
+        <w:t xml:space="preserve">Vedticka </w:t>
+      </w:r>
+      <w:r>
+        <w:t xml:space="preserve">är en bra signalart söder om den naturliga norrlandsgränsen. Den är huvudsakligen knuten till äldre barrskogar där det föreligger långvarig kontinuitet av död barrved. Vedticka är typisk art för </w:t>
+      </w:r>
+      <w:r>
+        <w:rPr>
+          <w:i/>
+        </w:rPr>
+        <w:t xml:space="preserve">9010 Taiga </w:t>
+      </w:r>
+      <w:r>
+        <w:t>(Nitare &amp; Skogsstyrelsen, 2019; SLU Artdatabanken, 2025).</w:t>
+      </w:r>
+    </w:p>
+    <w:p>
+      <w:r>
+        <w:rPr>
+          <w:b/>
+        </w:rPr>
+        <w:t>Spillkråka (§4)</w:t>
+      </w:r>
+      <w:r>
+        <w:t xml:space="preserve"> omfattas av bilaga 1 i EU:s fågeldirektiv och är typisk art för </w:t>
+      </w:r>
+      <w:r>
+        <w:rPr>
+          <w:i/>
+        </w:rPr>
+        <w:t xml:space="preserve">9010 Taiga </w:t>
+      </w:r>
+      <w:r>
+        <w:t>och</w:t>
+      </w:r>
+      <w:r>
+        <w:rPr>
+          <w:i/>
+        </w:rPr>
+        <w:t xml:space="preserve"> 9740 Skogsbevuxen myr</w:t>
+      </w:r>
+      <w:r>
+        <w:t>. Den behöver grova träd, främst tall, asp och bok som boträd. Skogsbruk med korta omloppstider och täta, homogena ungskogar utgör det största hotet. Spillkråka är en nyckelart i skogliga miljöer vars övergivna bohål utnyttjas av flera andra hålhäckande fågelarter och fladdermöss, däribland pärluggla (EN, §4), knipa (§4), salskrake (§4) och skogsduva (§4). Hökuggla (VU, §4) och slaguggla (§4) häckar ofta i högstubbar som brutits av i höjd med ett gammalt spillkråkebo (SLU Artdatabanken, 2026; Skogsstyrelsen, 2016).</w:t>
       </w:r>
     </w:p>
     <w:p>
@@ -766,7 +1008,7 @@
         <w:rPr>
           <w:i/>
         </w:rPr>
-        <w:t>I det avverkningsanmälda skogsområdet har 9 naturvårdsarter varav 7 rödlistade arter sina livsmiljöer och växtplatser.</w:t>
+        <w:t>I det avverkningsanmälda skogsområdet har 20 naturvårdsarter varav 13 rödlistade arter sina livsmiljöer och växtplatser.</w:t>
       </w:r>
     </w:p>
     <w:p>
@@ -1207,49 +1449,53 @@
         <w:pStyle w:val="Heading1"/>
       </w:pPr>
       <w:r>
-        <w:t>Lavskrika – ekologi samt krav på livsmiljön</w:t>
-      </w:r>
-    </w:p>
-    <w:p>
-      <w:r>
-        <w:t>Lavskrika är rödlistad som nära hotad (NT), fridlyst enligt 4 § artskyddsförordningen (2007:845) och ingår i förteckningen över prioriterade arter i Skogsstyrelsens föreskrifter och allmänna råd (SKSFS 2011:7) bilaga 4. Lavskrikan är en mycket stationär fågel, som häckar i äldre, slutna och hänglavsrika barrskogar. Nyckelfaktorer är flerskiktad skog med rik undervegetation samt riklig förekomst av hänglavar (SLU Artdatabanken, 2026).</w:t>
-      </w:r>
-    </w:p>
-    <w:p>
-      <w:r>
-        <w:t xml:space="preserve">I Skogsstyrelsens vägledning för hänsyn till fåglar står bland annat att: </w:t>
+        <w:t>Ulltickeporing – ekologi samt krav på livsmiljön</w:t>
+      </w:r>
+    </w:p>
+    <w:p>
+      <w:r>
+        <w:t xml:space="preserve">Ulltickeporing </w:t>
       </w:r>
       <w:r>
         <w:rPr>
           <w:i/>
         </w:rPr>
-        <w:t>“Reviren är livslånga med hemområden som varierar mellan 50 och 150 ha. Hemområdena har inga fasta gränser utan det handlar mera om de yttre gränserna för familjegruppernas rörelser. Lavskrikan undviker att förflytta sig över stora öppna områden och hemområdesstorleken är därför större i områden fragmenterade av hyggen och yngre skog än i områden med i sammanhängande äldre skog. Det finns studier som antyder att det inom ett revir bör finnas maximalt 15 % öppna ytor och ungskog. Inom ett revir av hög kvalitet finns det som regel ett eller flera kärnområden (1–20 ha) med relativt tät flerskiktad granskog.”</w:t>
-      </w:r>
-      <w:r>
-        <w:t xml:space="preserve"> Vidare att: </w:t>
+        <w:t>Skeletocutis brevispora</w:t>
+      </w:r>
+      <w:r>
+        <w:t xml:space="preserve"> (VU), rödlistad som sårbar, växer på ullticka (NT) i naturskogsartade granskogar. Avverkning av naturskogslika miljöer och av grova granar där ulltickeporing förekommer är ett direkt hot mot artens fortlevnad Alla skogliga åtgärder som innebär att lågor och döda eller skadade träd tas bort missgynnar arten. På sikt är minskad tillgång till lämpligt substrat och krympande areal av naturskog ett hot, framförallt råder brist på grov ved som lågor i sena nedbrytningsstadier. Ytterligare fragmentering av skogslandskapet minskar artens möjligheter till spridning. Gamla granskogar som hyser arten undantas helt från skogsbruk (SLU Artdatabanken, 2026).</w:t>
+      </w:r>
+    </w:p>
+    <w:p>
+      <w:r>
+        <w:t xml:space="preserve">Ulltickeporingen har nyligen delats upp i de tre olika arterna ulltickeporing </w:t>
       </w:r>
       <w:r>
         <w:rPr>
           <w:i/>
         </w:rPr>
-        <w:t>“Arten missgynnas när flerskiktad skog omförs till enskiktade bestånd. Även skogsskötsel med återkommande röjning och hård gallring är starkt negativt. Lavskrikan har relativt stora hemområden och försvinner när den äldre skogen fragmenteras, särskilt allvarligt är när kärnområdena avverkas.”</w:t>
-      </w:r>
-      <w:r>
-        <w:t xml:space="preserve"> (Skogsstyrelsen 2016).</w:t>
-      </w:r>
-    </w:p>
-    <w:p>
-      <w:r>
-        <w:t xml:space="preserve">Populationen har minskat med 20 (10–30) % under de senaste 15 åren och minskningstakten bedöms vara nära gränsvärdet för sårbar (VU). Arten försvinner successivt framför allt vid dess utbredningsgränser och populationen har minskat kontinuerligt under 2000-talet. Lavskrika är typisk art för </w:t>
+        <w:t xml:space="preserve">Skeletocutis brevispora </w:t>
+      </w:r>
+      <w:r>
+        <w:t>(VU)</w:t>
       </w:r>
       <w:r>
         <w:rPr>
           <w:i/>
         </w:rPr>
-        <w:t>9010 Taiga</w:t>
-      </w:r>
-      <w:r>
-        <w:t xml:space="preserve"> (SLU Artdatabanken, 2026).</w:t>
+        <w:t>, Skeletocutis delicata</w:t>
+      </w:r>
+      <w:r>
+        <w:t xml:space="preserve"> (VU)</w:t>
+      </w:r>
+      <w:r>
+        <w:rPr>
+          <w:i/>
+        </w:rPr>
+        <w:t xml:space="preserve"> och Skeletocutis exilis</w:t>
+      </w:r>
+      <w:r>
+        <w:t xml:space="preserve"> (NT) (SLU Artdatabanken, 2026; Miettinen &amp; Niemelä, 2018).</w:t>
       </w:r>
     </w:p>
     <w:p>
@@ -1257,21 +1503,21 @@
         <w:pStyle w:val="Heading2"/>
       </w:pPr>
       <w:r>
-        <w:t>Referenser – lavskrika</w:t>
-      </w:r>
-    </w:p>
-    <w:p>
-      <w:r>
-        <w:t xml:space="preserve">Skogsstyrelsen, 2016. </w:t>
+        <w:t>Referenser – ulltickeporing</w:t>
+      </w:r>
+    </w:p>
+    <w:p>
+      <w:r>
+        <w:t xml:space="preserve">Miettinen, O. &amp; Niemelä, T., 2018. </w:t>
       </w:r>
       <w:r>
         <w:rPr>
           <w:i/>
         </w:rPr>
-        <w:t xml:space="preserve">Vägledning för hänsyn till fåglar – lavskrika. </w:t>
-      </w:r>
-      <w:r>
-        <w:t>https://www.skogsstyrelsen.se/globalassets/lag-och-tillsyn/artskydd/vagledningar-for-hansyn-till-faglar/lavskrika-vagledning-hansyn.pdf</w:t>
+        <w:t>Two new temperate polypore species of Skeletocutis (Polyporales, Basidiomycota)</w:t>
+      </w:r>
+      <w:r>
+        <w:t>. Ann. Bot. Fennici 55: 195–206.</w:t>
       </w:r>
     </w:p>
     <w:p>
@@ -1285,7 +1531,7 @@
         <w:t xml:space="preserve">Artfaktablad. Naturvård – artfakta. </w:t>
       </w:r>
       <w:r>
-        <w:t>SLU Artdatabanken, Uppsala</w:t>
+        <w:t>SLU Artdatabanken, Uppsala.</w:t>
       </w:r>
     </w:p>
     <w:p>
@@ -1293,59 +1539,46 @@
         <w:pStyle w:val="Heading1"/>
       </w:pPr>
       <w:r>
-        <w:t>Lunglav – ekologi samt krav på livsmiljön</w:t>
-      </w:r>
-    </w:p>
-    <w:p>
-      <w:r>
-        <w:t xml:space="preserve">Lunglav (NT) är en av vårt lands främsta signalarter som överallt indikerar gamla lövträd, skogsbestånd med höga naturvärden och ekosystem med lång skoglig kontinuitet. Lokalt kan förekomsten vara mycket riklig men den hittas nästan enbart i gamla och ej slutavverkade skogar. Artens samtliga förekomster bör uppmärksammas från naturvårdssynpunkt, då många lokaler även hyser andra ovanliga och rödlistade arter, däribland de sällsynta lavparasiterna lunglavshårprick (CR), </w:t>
+        <w:t>Lavskrika – ekologi samt krav på livsmiljön</w:t>
+      </w:r>
+    </w:p>
+    <w:p>
+      <w:r>
+        <w:t>Lavskrika är rödlistad som nära hotad (NT), fridlyst enligt 4 § artskyddsförordningen (2007:845) och ingår i förteckningen över prioriterade arter i Skogsstyrelsens föreskrifter och allmänna råd (SKSFS 2011:7) bilaga 4. Lavskrikan är en mycket stationär fågel, som häckar i äldre, slutna och hänglavsrika barrskogar. Nyckelfaktorer är flerskiktad skog med rik undervegetation samt riklig förekomst av hänglavar (SLU Artdatabanken, 2026).</w:t>
+      </w:r>
+    </w:p>
+    <w:p>
+      <w:r>
+        <w:t xml:space="preserve">I Skogsstyrelsens vägledning för hänsyn till fåglar står bland annat att: </w:t>
       </w:r>
       <w:r>
         <w:rPr>
           <w:i/>
         </w:rPr>
-        <w:t>Abrothallus diederichii</w:t>
-      </w:r>
-      <w:r>
-        <w:t xml:space="preserve"> (VU), </w:t>
+        <w:t>“Reviren är livslånga med hemområden som varierar mellan 50 och 150 ha. Hemområdena har inga fasta gränser utan det handlar mera om de yttre gränserna för familjegruppernas rörelser. Lavskrikan undviker att förflytta sig över stora öppna områden och hemområdesstorleken är därför större i områden fragmenterade av hyggen och yngre skog än i områden med i sammanhängande äldre skog. Det finns studier som antyder att det inom ett revir bör finnas maximalt 15 % öppna ytor och ungskog. Inom ett revir av hög kvalitet finns det som regel ett eller flera kärnområden (1–20 ha) med relativt tät flerskiktad granskog.”</w:t>
+      </w:r>
+      <w:r>
+        <w:t xml:space="preserve"> Vidare att: </w:t>
       </w:r>
       <w:r>
         <w:rPr>
           <w:i/>
         </w:rPr>
-        <w:t>Abrothallus lobariae</w:t>
-      </w:r>
-      <w:r>
-        <w:t xml:space="preserve"> (VU), </w:t>
+        <w:t>“Arten missgynnas när flerskiktad skog omförs till enskiktade bestånd. Även skogsskötsel med återkommande röjning och hård gallring är starkt negativt. Lavskrikan har relativt stora hemområden och försvinner när den äldre skogen fragmenteras, särskilt allvarligt är när kärnområdena avverkas.”</w:t>
+      </w:r>
+      <w:r>
+        <w:t xml:space="preserve"> (Skogsstyrelsen 2016).</w:t>
+      </w:r>
+    </w:p>
+    <w:p>
+      <w:r>
+        <w:t xml:space="preserve">Populationen har minskat med 20 (10–30) % under de senaste 15 åren och minskningstakten bedöms vara nära gränsvärdet för sårbar (VU). Arten försvinner successivt framför allt vid dess utbredningsgränser och populationen har minskat kontinuerligt under 2000-talet. Lavskrika är typisk art för </w:t>
       </w:r>
       <w:r>
         <w:rPr>
           <w:i/>
         </w:rPr>
-        <w:t>Calycina lobariae</w:t>
-      </w:r>
-      <w:r>
-        <w:t xml:space="preserve"> (VU), lunglavsknapp (VU) och skrovelmössing (VU), som växer på lunglav. Rikliga förekomster med lunglav bör skyddas med biotopskydd, frivilliga avsättningar eller reservat (SLU Artdatabanken, 2026; Nitare &amp; Skogsstyrelsen, 2019).</w:t>
-      </w:r>
-    </w:p>
-    <w:p>
-      <w:r>
-        <w:t xml:space="preserve">Lunglav är typisk art för </w:t>
-      </w:r>
-      <w:r>
-        <w:rPr>
-          <w:i/>
-        </w:rPr>
-        <w:t>9010 Taiga, 9020 Nordlig ädellövskog, 9110 Näringsfattig bokskog, 9130 Näringsrik bokskog, 9160 Näringsrik ekskog, 9180 Ädellövskog i branter, 9190 Näringsfattig ekskog, 9070 Trädklädd betesmark, 9040 Fjällbjörkskog</w:t>
-      </w:r>
-      <w:r>
-        <w:t xml:space="preserve"> och</w:t>
-      </w:r>
-      <w:r>
-        <w:rPr>
-          <w:i/>
-        </w:rPr>
-        <w:t xml:space="preserve"> 6530 Lövängar</w:t>
+        <w:t>9010 Taiga</w:t>
       </w:r>
       <w:r>
         <w:t xml:space="preserve"> (SLU Artdatabanken, 2026).</w:t>
@@ -1356,6 +1589,105 @@
         <w:pStyle w:val="Heading2"/>
       </w:pPr>
       <w:r>
+        <w:t>Referenser – lavskrika</w:t>
+      </w:r>
+    </w:p>
+    <w:p>
+      <w:r>
+        <w:t xml:space="preserve">Skogsstyrelsen, 2016. </w:t>
+      </w:r>
+      <w:r>
+        <w:rPr>
+          <w:i/>
+        </w:rPr>
+        <w:t xml:space="preserve">Vägledning för hänsyn till fåglar – lavskrika. </w:t>
+      </w:r>
+      <w:r>
+        <w:t>https://www.skogsstyrelsen.se/globalassets/lag-och-tillsyn/artskydd/vagledningar-for-hansyn-till-faglar/lavskrika-vagledning-hansyn.pdf</w:t>
+      </w:r>
+    </w:p>
+    <w:p>
+      <w:r>
+        <w:t xml:space="preserve">SLU Artdatabanken, 2026. </w:t>
+      </w:r>
+      <w:r>
+        <w:rPr>
+          <w:i/>
+        </w:rPr>
+        <w:t xml:space="preserve">Artfaktablad. Naturvård – artfakta. </w:t>
+      </w:r>
+      <w:r>
+        <w:t>SLU Artdatabanken, Uppsala</w:t>
+      </w:r>
+    </w:p>
+    <w:p>
+      <w:pPr>
+        <w:pStyle w:val="Heading1"/>
+      </w:pPr>
+      <w:r>
+        <w:t>Lunglav – ekologi samt krav på livsmiljön</w:t>
+      </w:r>
+    </w:p>
+    <w:p>
+      <w:r>
+        <w:t xml:space="preserve">Lunglav (NT) är en av vårt lands främsta signalarter som överallt indikerar gamla lövträd, skogsbestånd med höga naturvärden och ekosystem med lång skoglig kontinuitet. Lokalt kan förekomsten vara mycket riklig men den hittas nästan enbart i gamla och ej slutavverkade skogar. Artens samtliga förekomster bör uppmärksammas från naturvårdssynpunkt, då många lokaler även hyser andra ovanliga och rödlistade arter, däribland de sällsynta lavparasiterna lunglavshårprick (CR), </w:t>
+      </w:r>
+      <w:r>
+        <w:rPr>
+          <w:i/>
+        </w:rPr>
+        <w:t>Abrothallus diederichii</w:t>
+      </w:r>
+      <w:r>
+        <w:t xml:space="preserve"> (VU), </w:t>
+      </w:r>
+      <w:r>
+        <w:rPr>
+          <w:i/>
+        </w:rPr>
+        <w:t>Abrothallus lobariae</w:t>
+      </w:r>
+      <w:r>
+        <w:t xml:space="preserve"> (VU), </w:t>
+      </w:r>
+      <w:r>
+        <w:rPr>
+          <w:i/>
+        </w:rPr>
+        <w:t>Calycina lobariae</w:t>
+      </w:r>
+      <w:r>
+        <w:t xml:space="preserve"> (VU), lunglavsknapp (VU) och skrovelmössing (VU), som växer på lunglav. Rikliga förekomster med lunglav bör skyddas med biotopskydd, frivilliga avsättningar eller reservat (SLU Artdatabanken, 2026; Nitare &amp; Skogsstyrelsen, 2019).</w:t>
+      </w:r>
+    </w:p>
+    <w:p>
+      <w:r>
+        <w:t xml:space="preserve">Lunglav är typisk art för </w:t>
+      </w:r>
+      <w:r>
+        <w:rPr>
+          <w:i/>
+        </w:rPr>
+        <w:t>9010 Taiga, 9020 Nordlig ädellövskog, 9110 Näringsfattig bokskog, 9130 Näringsrik bokskog, 9160 Näringsrik ekskog, 9180 Ädellövskog i branter, 9190 Näringsfattig ekskog, 9070 Trädklädd betesmark, 9040 Fjällbjörkskog</w:t>
+      </w:r>
+      <w:r>
+        <w:t xml:space="preserve"> och</w:t>
+      </w:r>
+      <w:r>
+        <w:rPr>
+          <w:i/>
+        </w:rPr>
+        <w:t xml:space="preserve"> 6530 Lövängar</w:t>
+      </w:r>
+      <w:r>
+        <w:t xml:space="preserve"> (SLU Artdatabanken, 2026).</w:t>
+      </w:r>
+    </w:p>
+    <w:p>
+      <w:pPr>
+        <w:pStyle w:val="Heading2"/>
+      </w:pPr>
+      <w:r>
         <w:t>Referenser – lunglav</w:t>
       </w:r>
     </w:p>
@@ -1371,6 +1703,399 @@
       </w:r>
       <w:r>
         <w:t>Skogsstyrelsen.</w:t>
+      </w:r>
+    </w:p>
+    <w:p>
+      <w:r>
+        <w:t xml:space="preserve">SLU Artdatabanken, 2026. </w:t>
+      </w:r>
+      <w:r>
+        <w:rPr>
+          <w:i/>
+        </w:rPr>
+        <w:t xml:space="preserve">Artfaktablad. Naturvård – artfakta. </w:t>
+      </w:r>
+      <w:r>
+        <w:t>SLU Artdatabanken, Uppsala.</w:t>
+      </w:r>
+    </w:p>
+    <w:p>
+      <w:pPr>
+        <w:pStyle w:val="Heading1"/>
+      </w:pPr>
+      <w:r>
+        <w:t>Talltita – ekologi samt krav på livsmiljön</w:t>
+      </w:r>
+    </w:p>
+    <w:p>
+      <w:r>
+        <w:t>Talltita är rödlistad som NT, fridlyst och prioriterad art i Skogsvårdslagen. Den omfattas av EU:s fågeldirektiv. Arten har minskat kraftigt de senaste 30 åren och minskningstakten innevarande 10-årsperiod beräknas till 20 (10–30) % (SLU Artdatabanken, 2022).</w:t>
+      </w:r>
+    </w:p>
+    <w:p>
+      <w:r>
+        <w:t>Talltita föredrar större sammanhängande barrskogar, och finns såväl i tallskog som granskog och i lövblandad barrskog. Skogens struktur är viktig och ska helst vara flerskiktad med riklig underväxt av mindre granar, björk och andra lövträd och buskar. Tillgång på murknande högstubbar är särskilt viktig, eftersom talltitan helst själv hackar ut sitt bohål (SLU Artdatabanken, 2022).</w:t>
+      </w:r>
+    </w:p>
+    <w:p>
+      <w:r>
+        <w:t>Det finns flera studier som visar att talltita är känslig för gallring och inte överlever när dess livsmiljö kalavverkas (Eggers and Low, 2014; Griesser et al., 2007; Klein, 2020). Talltitans revir är förhållandevis stora, 10–20 hektar och arten missgynnas när skogen fragmenteras. Kalavverkning av större delar av reviret innebär att det överges (Artdatabanken, 2021).</w:t>
+      </w:r>
+    </w:p>
+    <w:p>
+      <w:r>
+        <w:t>Talltitan är synnerligen trogen sitt revir så länge paret lever och biotopen förblir intakt. Paret stannar i sitt revir året om. En förlust av ett revir har därför en stor inverkan på den lokala populationen och trakthyggesbruket anses vara orsak till den svenska populationens kraftiga minskning. Talltiteparets revirtrohet innebär att närhelst under året man observerar en adult talltita så ingår denna plats i reviret (Siffczyk et al., 2003; Ekman, 1979).</w:t>
+      </w:r>
+    </w:p>
+    <w:p>
+      <w:pPr>
+        <w:pStyle w:val="Heading2"/>
+      </w:pPr>
+      <w:r>
+        <w:t>Referenser – talltita</w:t>
+      </w:r>
+    </w:p>
+    <w:p>
+      <w:r>
+        <w:t xml:space="preserve">Eggers, S., Low, M., 2014. </w:t>
+      </w:r>
+      <w:r>
+        <w:rPr>
+          <w:i/>
+        </w:rPr>
+        <w:t xml:space="preserve">Differential demographic responses of sympatric Parids to vegetation management in boreal forest. </w:t>
+      </w:r>
+      <w:r>
+        <w:t>For. Ecol. Manage. 319, 169–175.</w:t>
+      </w:r>
+    </w:p>
+    <w:p>
+      <w:r>
+        <w:t xml:space="preserve">Ekman, J., 1979. </w:t>
+      </w:r>
+      <w:r>
+        <w:rPr>
+          <w:i/>
+        </w:rPr>
+        <w:t xml:space="preserve">Coherence, composition and territories of winter social groups of the Willow Tit Parus montanus and the Crested Tit P. cristatus. </w:t>
+      </w:r>
+      <w:r>
+        <w:t>Ornis Scandinavica, 10, pp 56–68</w:t>
+      </w:r>
+    </w:p>
+    <w:p>
+      <w:r>
+        <w:t xml:space="preserve">Griesser, M., Nystrand, M., Eggers, S., Ekman, J., 2007. </w:t>
+      </w:r>
+      <w:r>
+        <w:rPr>
+          <w:i/>
+        </w:rPr>
+        <w:t xml:space="preserve">Impact of forestry practices on fitness correlates and population productivity in an open-nesting bird species. </w:t>
+      </w:r>
+      <w:r>
+        <w:t>Conserv. Biol. 21, 767–774. https://doi.org/10.1111/j.1523- 1739.2007.00675.x</w:t>
+      </w:r>
+    </w:p>
+    <w:p>
+      <w:r>
+        <w:t xml:space="preserve">Klein, J., 2020. </w:t>
+      </w:r>
+      <w:r>
+        <w:rPr>
+          <w:i/>
+        </w:rPr>
+        <w:t xml:space="preserve">The forgotten forest – On thinning, retention, and biodiversity in the boreal forest. </w:t>
+      </w:r>
+      <w:r>
+        <w:t>Doctoral Thesis No. 2020:50</w:t>
+      </w:r>
+    </w:p>
+    <w:p>
+      <w:r>
+        <w:t xml:space="preserve">Siffczyk, C., Brotons, L., Kangas, K., Orell, M., 2003. </w:t>
+      </w:r>
+      <w:r>
+        <w:rPr>
+          <w:i/>
+        </w:rPr>
+        <w:t xml:space="preserve">Home range size of willow tits. </w:t>
+      </w:r>
+      <w:r>
+        <w:t>Oecologica, 136, 635–642 (2003)</w:t>
+      </w:r>
+    </w:p>
+    <w:p>
+      <w:r>
+        <w:t xml:space="preserve">SLU Artdatabanken, 2021. </w:t>
+      </w:r>
+      <w:r>
+        <w:rPr>
+          <w:i/>
+        </w:rPr>
+        <w:t xml:space="preserve">Artfaktablad. Naturvård – artfakta. </w:t>
+      </w:r>
+      <w:r>
+        <w:t>SLU Artdatabanken, Uppsala</w:t>
+      </w:r>
+    </w:p>
+    <w:p>
+      <w:pPr>
+        <w:pStyle w:val="Heading1"/>
+      </w:pPr>
+      <w:r>
+        <w:t>Tretåig hackspett – ekologi samt krav på livsmiljön</w:t>
+      </w:r>
+    </w:p>
+    <w:p>
+      <w:r>
+        <w:t xml:space="preserve">Tretåig hackspett (NT) är fridlyst enligt §4 Artskyddsförordningen och finns med som prioriterad art i Skogsstyrelsen vägledning för skogsbruket (bilaga 4 till SVL). I vägledningen står bland annat att: </w:t>
+      </w:r>
+      <w:r>
+        <w:rPr>
+          <w:i/>
+        </w:rPr>
+        <w:t xml:space="preserve">“Tretåig hackspett har stora arealkrav och höga krav på sin livsmiljö. Omdaningen av naturskogar till kulturskogar medför en förlust av viktiga miljöer, något som förstärks av ökad fragmentering till följd av avverkningar.” </w:t>
+      </w:r>
+      <w:r>
+        <w:t xml:space="preserve">Vidare att: </w:t>
+      </w:r>
+      <w:r>
+        <w:rPr>
+          <w:i/>
+        </w:rPr>
+        <w:t>“Områden med dokumenterad permanent förekomst i naturskogsmiljöer har vanligen så stora naturvärden att skogsbruk är olämpligt”</w:t>
+      </w:r>
+      <w:r>
+        <w:t xml:space="preserve"> (SLU Artdatabanken, 2024; Skogsstyrelsen, 2016)</w:t>
+      </w:r>
+      <w:r>
+        <w:rPr>
+          <w:i/>
+        </w:rPr>
+        <w:t>.</w:t>
+      </w:r>
+    </w:p>
+    <w:p>
+      <w:r>
+        <w:t>Tretåig hackspett är beroende av större sammanhängande naturskogar med kontinuerlig tillgång och nybildning av död ved och fragmentering av livsmiljöerna utgör ett stort hot mot arten (se exempelvis Stachura-Skierczynska et al., 2009; Wesolowski et al., 2005; Butler et al., 2004; Pakkala et al., 2002; Amcoff et al., 1996; Virkkala, 1991). Det finns studier som visar att naturskogens självgallringsprocess som den tretåiga hackspetten är beroende av, inte kan ersättas med efterlämnad hänsyn i skogsbruket (Imbeau &amp; Desrochers, 2002).</w:t>
+      </w:r>
+    </w:p>
+    <w:p>
+      <w:r>
+        <w:t>Permanenta revir av tretåig hackspett karaktäriseras ofta av artens typiska ringformigt ordnade hackmärken på framför allt gamla granar. För att säkerställa att inte revir av tretåig hackspett drabbas av avverkningsplanerna bör en inventering göras i området både under häckningstid och under vintern, då arten utnyttjar betydligt större områden än under sommarens häckningsrevir. Storleken på häckningsreviret varierar med skogstypen, förekomsten av död ved och graden av fragmentering, men är i allmänhet i storleksordningen 25–100 hektar (SLU Artdatabanken, 2024; Skogsstyrelsen, 2016).</w:t>
+      </w:r>
+    </w:p>
+    <w:p>
+      <w:r>
+        <w:t xml:space="preserve">Förutom fridlysning enligt §4 Artskyddsförordningen är tretåig hackspett även förtecknad i EU:s fågeldirektiv bilaga 1. Den är typisk art för </w:t>
+      </w:r>
+      <w:r>
+        <w:rPr>
+          <w:i/>
+        </w:rPr>
+        <w:t xml:space="preserve">9010 Taiga, 9740 Skogsbevuxen myr, 9030 Landhöjningsskog </w:t>
+      </w:r>
+      <w:r>
+        <w:t xml:space="preserve">och </w:t>
+      </w:r>
+      <w:r>
+        <w:rPr>
+          <w:i/>
+        </w:rPr>
+        <w:t>9040 Fjällbjörkskog</w:t>
+      </w:r>
+      <w:r>
+        <w:t xml:space="preserve"> samt ingår i Natura 2000 och är förtecknad i Bernkonventionen bilaga II (strikt skyddade djurarter) (SLU Artdatabanken, 2024; Skogsstyrelsen, 2016).</w:t>
+      </w:r>
+    </w:p>
+    <w:p>
+      <w:pPr>
+        <w:pStyle w:val="Heading2"/>
+      </w:pPr>
+      <w:r>
+        <w:t>Referenser – tretåig hackspett</w:t>
+      </w:r>
+    </w:p>
+    <w:p>
+      <w:r>
+        <w:t xml:space="preserve">Amcoff, M. &amp; Eriksson, P. 1996. </w:t>
+      </w:r>
+      <w:r>
+        <w:rPr>
+          <w:i/>
+        </w:rPr>
+        <w:t xml:space="preserve">Förekomst av tretåig hackspett Picoides tridactylus på bestånds- och landskapsnivå. </w:t>
+      </w:r>
+      <w:r>
+        <w:t>Ornis Svecica 6: 107–119.</w:t>
+      </w:r>
+    </w:p>
+    <w:p>
+      <w:r>
+        <w:t xml:space="preserve">Butler, R., Angelstam, P., Ekelund, P. &amp; Schlaeffer, R. 2004. </w:t>
+      </w:r>
+      <w:r>
+        <w:rPr>
+          <w:i/>
+        </w:rPr>
+        <w:t xml:space="preserve">Dead wood threshold values for the three-toed woodpecker presence in boreal and sub-Alpine forest. </w:t>
+      </w:r>
+      <w:r>
+        <w:t>Biological conservation 119(3): 305–318.</w:t>
+      </w:r>
+    </w:p>
+    <w:p>
+      <w:r>
+        <w:t xml:space="preserve">Imbeau, L. &amp; Desrochers, A. 2002. </w:t>
+      </w:r>
+      <w:r>
+        <w:rPr>
+          <w:i/>
+        </w:rPr>
+        <w:t xml:space="preserve">Foraging Ecology and Use of Drumming Trees by Three-Toed Woodpeckers. </w:t>
+      </w:r>
+      <w:r>
+        <w:t>The Journal of Wildlife Management. Vol. 66, No. 1 (Jan., 2002), pp. 222–231.</w:t>
+      </w:r>
+    </w:p>
+    <w:p>
+      <w:r>
+        <w:t xml:space="preserve">Pakkala, T., Hanski, I. &amp; Tomppo, E. 2002. </w:t>
+      </w:r>
+      <w:r>
+        <w:rPr>
+          <w:i/>
+        </w:rPr>
+        <w:t xml:space="preserve">Spatial ecology of the three-toed woodpecker in managed forest landscapes. </w:t>
+      </w:r>
+      <w:r>
+        <w:t>Silva Fennica 36(1): 279–288.</w:t>
+      </w:r>
+    </w:p>
+    <w:p>
+      <w:r>
+        <w:t xml:space="preserve">Skogsstyrelsen, 2016. </w:t>
+      </w:r>
+      <w:r>
+        <w:rPr>
+          <w:i/>
+        </w:rPr>
+        <w:t>Vägledning för hänsyn till fåglar – Tretåig hackspett.</w:t>
+      </w:r>
+    </w:p>
+    <w:p>
+      <w:r>
+        <w:t xml:space="preserve">SLU Artdatabanken, 2024. </w:t>
+      </w:r>
+      <w:r>
+        <w:rPr>
+          <w:i/>
+        </w:rPr>
+        <w:t xml:space="preserve">Artfaktablad. Naturvård – artfakta. </w:t>
+      </w:r>
+      <w:r>
+        <w:t>SLU Artdatabanken, Uppsala.</w:t>
+      </w:r>
+    </w:p>
+    <w:p>
+      <w:r>
+        <w:t xml:space="preserve">Stachura-Skierczynska, K., Tumiel, T. &amp; Skierczynski, M. 2009. </w:t>
+      </w:r>
+      <w:r>
+        <w:rPr>
+          <w:i/>
+        </w:rPr>
+        <w:t xml:space="preserve">Habitat prediction model for three-toed woodpecker and its implications for the conservation of biologically valuable forests. </w:t>
+      </w:r>
+      <w:r>
+        <w:t>Forest Ecology and Management 258(5): 697–703.</w:t>
+      </w:r>
+    </w:p>
+    <w:p>
+      <w:r>
+        <w:t xml:space="preserve">Virkkala, R. 1991. </w:t>
+      </w:r>
+      <w:r>
+        <w:rPr>
+          <w:i/>
+        </w:rPr>
+        <w:t xml:space="preserve">Population trends of forest birds in a Finnish Lapland landscape of large habitat blocks – Consequences of stochastic environmental variation or regional habitat alteration. </w:t>
+      </w:r>
+      <w:r>
+        <w:t>Biological conservation 56(2): 223–240.</w:t>
+      </w:r>
+    </w:p>
+    <w:p>
+      <w:r>
+        <w:t xml:space="preserve">Wesolowski, T., Czeszczewik, D. &amp; Rowinski, P. 2005. </w:t>
+      </w:r>
+      <w:r>
+        <w:rPr>
+          <w:i/>
+        </w:rPr>
+        <w:t xml:space="preserve">Effects of forest management on Three-toed Woodpecker Picoides tridactylus distribution in the Bialowieza Forest (NE Poland): conservation implications. </w:t>
+      </w:r>
+      <w:r>
+        <w:t>Acta Ornithologica 40(1): 53–60.</w:t>
+      </w:r>
+    </w:p>
+    <w:p>
+      <w:pPr>
+        <w:pStyle w:val="Heading1"/>
+      </w:pPr>
+      <w:r>
+        <w:t>Spillkråka – ekologi samt krav på livsmiljön</w:t>
+      </w:r>
+    </w:p>
+    <w:p>
+      <w:r>
+        <w:t xml:space="preserve">Spillkråka (§4) ingår i bilaga 1 EU:s fågeldirektiv och är typisk art för </w:t>
+      </w:r>
+      <w:r>
+        <w:rPr>
+          <w:i/>
+        </w:rPr>
+        <w:t xml:space="preserve">9010 Taiga </w:t>
+      </w:r>
+      <w:r>
+        <w:t>och</w:t>
+      </w:r>
+      <w:r>
+        <w:rPr>
+          <w:i/>
+        </w:rPr>
+        <w:t xml:space="preserve"> 9740 Skogsbevuxen myr</w:t>
+      </w:r>
+      <w:r>
+        <w:t>. Den lever i både barr- och blandskog liksom i ren lövskog. De tätaste populationerna tenderar att finnas i äldre, variationsrik blandskog med gott om död ved och gamla träd. Varje par utnyttjar 400–1000 hektar skog beroende på skogens kvalitet. Skogsbruk med korta omloppstider och täta, homogena ungskogar utgör det största hotet (SLU Artdatabanken, 2026).</w:t>
+      </w:r>
+    </w:p>
+    <w:p>
+      <w:r>
+        <w:t>Spillkråka är en nyckelart i skogliga miljöer vars övergivna bohål utnyttjas av flera andra hålhäckande fågelarter och fladdermöss, däribland pärluggla (EN, §4), knipa (§4), salskrake (§4) och skogsduva (§4). Hökuggla (VU, §4) och slaguggla (§4) häckar ofta i högstubbar som brutits av i höjd med ett gammalt spillkråkebo (Skogsstyrelsen, 2016).</w:t>
+      </w:r>
+    </w:p>
+    <w:p>
+      <w:pPr>
+        <w:pStyle w:val="Heading2"/>
+      </w:pPr>
+      <w:r>
+        <w:t>Referenser – spillkråka</w:t>
+      </w:r>
+    </w:p>
+    <w:p>
+      <w:r>
+        <w:t xml:space="preserve">Skogsstyrelsen, 2016. </w:t>
+      </w:r>
+      <w:r>
+        <w:rPr>
+          <w:i/>
+        </w:rPr>
+        <w:t xml:space="preserve">Vägledning för hänsyn till spillkråka. </w:t>
+      </w:r>
+      <w:r>
+        <w:t>Vägledningar och kunskapsstöd artskydd – Skogsstyrelsen.</w:t>
       </w:r>
     </w:p>
     <w:p>
@@ -1515,7 +2240,7 @@
     <w:r>
       <w:tab/>
       <w:tab/>
-      <w:t>2026-09-24</w:t>
+      <w:t>2026-09-25</w:t>
       <w:br/>
       <w:br/>
     </w:r>

--- a/klagomål/A 35261-2026 FSC-klagomål.docx
+++ b/klagomål/A 35261-2026 FSC-klagomål.docx
@@ -2240,7 +2240,7 @@
     <w:r>
       <w:tab/>
       <w:tab/>
-      <w:t>2026-09-25</w:t>
+      <w:t>2026-09-26</w:t>
       <w:br/>
       <w:br/>
     </w:r>

--- a/klagomål/A 35261-2026 FSC-klagomål.docx
+++ b/klagomål/A 35261-2026 FSC-klagomål.docx
@@ -2240,7 +2240,7 @@
     <w:r>
       <w:tab/>
       <w:tab/>
-      <w:t>2026-09-26</w:t>
+      <w:t>2026-09-27</w:t>
       <w:br/>
       <w:br/>
     </w:r>

--- a/klagomål/A 35261-2026 FSC-klagomål.docx
+++ b/klagomål/A 35261-2026 FSC-klagomål.docx
@@ -2240,7 +2240,7 @@
     <w:r>
       <w:tab/>
       <w:tab/>
-      <w:t>2026-09-27</w:t>
+      <w:t>2026-09-28</w:t>
       <w:br/>
       <w:br/>
     </w:r>

--- a/klagomål/A 35261-2026 FSC-klagomål.docx
+++ b/klagomål/A 35261-2026 FSC-klagomål.docx
@@ -2240,7 +2240,7 @@
     <w:r>
       <w:tab/>
       <w:tab/>
-      <w:t>2026-09-28</w:t>
+      <w:t>2026-09-29</w:t>
       <w:br/>
       <w:br/>
     </w:r>

--- a/klagomål/A 35261-2026 FSC-klagomål.docx
+++ b/klagomål/A 35261-2026 FSC-klagomål.docx
@@ -2240,7 +2240,7 @@
     <w:r>
       <w:tab/>
       <w:tab/>
-      <w:t>2026-09-29</w:t>
+      <w:t>2026-09-30</w:t>
       <w:br/>
       <w:br/>
     </w:r>

--- a/klagomål/A 35261-2026 FSC-klagomål.docx
+++ b/klagomål/A 35261-2026 FSC-klagomål.docx
@@ -2240,7 +2240,7 @@
     <w:r>
       <w:tab/>
       <w:tab/>
-      <w:t>2026-09-30</w:t>
+      <w:t>2026-10-01</w:t>
       <w:br/>
       <w:br/>
     </w:r>

--- a/klagomål/A 35261-2026 FSC-klagomål.docx
+++ b/klagomål/A 35261-2026 FSC-klagomål.docx
@@ -2240,7 +2240,7 @@
     <w:r>
       <w:tab/>
       <w:tab/>
-      <w:t>2026-10-01</w:t>
+      <w:t>2026-10-02</w:t>
       <w:br/>
       <w:br/>
     </w:r>

--- a/klagomål/A 35261-2026 FSC-klagomål.docx
+++ b/klagomål/A 35261-2026 FSC-klagomål.docx
@@ -2240,7 +2240,7 @@
     <w:r>
       <w:tab/>
       <w:tab/>
-      <w:t>2026-10-02</w:t>
+      <w:t>2026-10-03</w:t>
       <w:br/>
       <w:br/>
     </w:r>

--- a/klagomål/A 35261-2026 FSC-klagomål.docx
+++ b/klagomål/A 35261-2026 FSC-klagomål.docx
@@ -2240,7 +2240,7 @@
     <w:r>
       <w:tab/>
       <w:tab/>
-      <w:t>2026-10-03</w:t>
+      <w:t>2026-10-04</w:t>
       <w:br/>
       <w:br/>
     </w:r>

--- a/klagomål/A 35261-2026 FSC-klagomål.docx
+++ b/klagomål/A 35261-2026 FSC-klagomål.docx
@@ -2240,7 +2240,7 @@
     <w:r>
       <w:tab/>
       <w:tab/>
-      <w:t>2026-10-04</w:t>
+      <w:t>2026-10-05</w:t>
       <w:br/>
       <w:br/>
     </w:r>

--- a/klagomål/A 35261-2026 FSC-klagomål.docx
+++ b/klagomål/A 35261-2026 FSC-klagomål.docx
@@ -2240,7 +2240,7 @@
     <w:r>
       <w:tab/>
       <w:tab/>
-      <w:t>2026-10-05</w:t>
+      <w:t>2026-10-06</w:t>
       <w:br/>
       <w:br/>
     </w:r>

--- a/klagomål/A 35261-2026 FSC-klagomål.docx
+++ b/klagomål/A 35261-2026 FSC-klagomål.docx
@@ -2240,7 +2240,7 @@
     <w:r>
       <w:tab/>
       <w:tab/>
-      <w:t>2026-10-06</w:t>
+      <w:t>2026-10-07</w:t>
       <w:br/>
       <w:br/>
     </w:r>

--- a/klagomål/A 35261-2026 FSC-klagomål.docx
+++ b/klagomål/A 35261-2026 FSC-klagomål.docx
@@ -2240,7 +2240,7 @@
     <w:r>
       <w:tab/>
       <w:tab/>
-      <w:t>2026-10-07</w:t>
+      <w:t>2026-10-08</w:t>
       <w:br/>
       <w:br/>
     </w:r>

--- a/klagomål/A 35261-2026 FSC-klagomål.docx
+++ b/klagomål/A 35261-2026 FSC-klagomål.docx
@@ -2240,7 +2240,7 @@
     <w:r>
       <w:tab/>
       <w:tab/>
-      <w:t>2026-10-08</w:t>
+      <w:t>2026-10-09</w:t>
       <w:br/>
       <w:br/>
     </w:r>

--- a/klagomål/A 35261-2026 FSC-klagomål.docx
+++ b/klagomål/A 35261-2026 FSC-klagomål.docx
@@ -2240,7 +2240,7 @@
     <w:r>
       <w:tab/>
       <w:tab/>
-      <w:t>2026-10-09</w:t>
+      <w:t>2026-10-10</w:t>
       <w:br/>
       <w:br/>
     </w:r>

--- a/klagomål/A 35261-2026 FSC-klagomål.docx
+++ b/klagomål/A 35261-2026 FSC-klagomål.docx
@@ -2240,7 +2240,7 @@
     <w:r>
       <w:tab/>
       <w:tab/>
-      <w:t>2026-10-10</w:t>
+      <w:t>2026-10-11</w:t>
       <w:br/>
       <w:br/>
     </w:r>

--- a/klagomål/A 35261-2026 FSC-klagomål.docx
+++ b/klagomål/A 35261-2026 FSC-klagomål.docx
@@ -2240,7 +2240,7 @@
     <w:r>
       <w:tab/>
       <w:tab/>
-      <w:t>2026-10-11</w:t>
+      <w:t>2026-10-12</w:t>
       <w:br/>
       <w:br/>
     </w:r>

--- a/klagomål/A 35261-2026 FSC-klagomål.docx
+++ b/klagomål/A 35261-2026 FSC-klagomål.docx
@@ -2240,7 +2240,7 @@
     <w:r>
       <w:tab/>
       <w:tab/>
-      <w:t>2026-10-12</w:t>
+      <w:t>2026-10-13</w:t>
       <w:br/>
       <w:br/>
     </w:r>

--- a/klagomål/A 35261-2026 FSC-klagomål.docx
+++ b/klagomål/A 35261-2026 FSC-klagomål.docx
@@ -2240,7 +2240,7 @@
     <w:r>
       <w:tab/>
       <w:tab/>
-      <w:t>2026-10-13</w:t>
+      <w:t>2026-10-14</w:t>
       <w:br/>
       <w:br/>
     </w:r>

--- a/klagomål/A 35261-2026 FSC-klagomål.docx
+++ b/klagomål/A 35261-2026 FSC-klagomål.docx
@@ -2240,7 +2240,7 @@
     <w:r>
       <w:tab/>
       <w:tab/>
-      <w:t>2026-10-14</w:t>
+      <w:t>2026-10-15</w:t>
       <w:br/>
       <w:br/>
     </w:r>

--- a/klagomål/A 35261-2026 FSC-klagomål.docx
+++ b/klagomål/A 35261-2026 FSC-klagomål.docx
@@ -2240,7 +2240,7 @@
     <w:r>
       <w:tab/>
       <w:tab/>
-      <w:t>2026-10-15</w:t>
+      <w:t>2026-10-16</w:t>
       <w:br/>
       <w:br/>
     </w:r>

--- a/klagomål/A 35261-2026 FSC-klagomål.docx
+++ b/klagomål/A 35261-2026 FSC-klagomål.docx
@@ -2240,7 +2240,7 @@
     <w:r>
       <w:tab/>
       <w:tab/>
-      <w:t>2026-10-16</w:t>
+      <w:t>2026-10-17</w:t>
       <w:br/>
       <w:br/>
     </w:r>

--- a/klagomål/A 35261-2026 FSC-klagomål.docx
+++ b/klagomål/A 35261-2026 FSC-klagomål.docx
@@ -2240,7 +2240,7 @@
     <w:r>
       <w:tab/>
       <w:tab/>
-      <w:t>2026-10-17</w:t>
+      <w:t>2026-10-18</w:t>
       <w:br/>
       <w:br/>
     </w:r>

--- a/klagomål/A 35261-2026 FSC-klagomål.docx
+++ b/klagomål/A 35261-2026 FSC-klagomål.docx
@@ -2240,7 +2240,7 @@
     <w:r>
       <w:tab/>
       <w:tab/>
-      <w:t>2026-10-18</w:t>
+      <w:t>2026-10-19</w:t>
       <w:br/>
       <w:br/>
     </w:r>

--- a/klagomål/A 35261-2026 FSC-klagomål.docx
+++ b/klagomål/A 35261-2026 FSC-klagomål.docx
@@ -2240,7 +2240,7 @@
     <w:r>
       <w:tab/>
       <w:tab/>
-      <w:t>2026-10-19</w:t>
+      <w:t>2026-10-20</w:t>
       <w:br/>
       <w:br/>
     </w:r>

--- a/klagomål/A 35261-2026 FSC-klagomål.docx
+++ b/klagomål/A 35261-2026 FSC-klagomål.docx
@@ -2240,7 +2240,7 @@
     <w:r>
       <w:tab/>
       <w:tab/>
-      <w:t>2026-10-20</w:t>
+      <w:t>2026-10-21</w:t>
       <w:br/>
       <w:br/>
     </w:r>

--- a/klagomål/A 35261-2026 FSC-klagomål.docx
+++ b/klagomål/A 35261-2026 FSC-klagomål.docx
@@ -2240,7 +2240,7 @@
     <w:r>
       <w:tab/>
       <w:tab/>
-      <w:t>2026-10-21</w:t>
+      <w:t>2026-10-22</w:t>
       <w:br/>
       <w:br/>
     </w:r>

--- a/klagomål/A 35261-2026 FSC-klagomål.docx
+++ b/klagomål/A 35261-2026 FSC-klagomål.docx
@@ -2240,7 +2240,7 @@
     <w:r>
       <w:tab/>
       <w:tab/>
-      <w:t>2026-10-22</w:t>
+      <w:t>2026-10-23</w:t>
       <w:br/>
       <w:br/>
     </w:r>

--- a/klagomål/A 35261-2026 FSC-klagomål.docx
+++ b/klagomål/A 35261-2026 FSC-klagomål.docx
@@ -2240,7 +2240,7 @@
     <w:r>
       <w:tab/>
       <w:tab/>
-      <w:t>2026-10-23</w:t>
+      <w:t>2026-10-24</w:t>
       <w:br/>
       <w:br/>
     </w:r>

--- a/klagomål/A 35261-2026 FSC-klagomål.docx
+++ b/klagomål/A 35261-2026 FSC-klagomål.docx
@@ -2240,7 +2240,7 @@
     <w:r>
       <w:tab/>
       <w:tab/>
-      <w:t>2026-10-24</w:t>
+      <w:t>2026-10-25</w:t>
       <w:br/>
       <w:br/>
     </w:r>

--- a/klagomål/A 35261-2026 FSC-klagomål.docx
+++ b/klagomål/A 35261-2026 FSC-klagomål.docx
@@ -2240,7 +2240,7 @@
     <w:r>
       <w:tab/>
       <w:tab/>
-      <w:t>2026-10-25</w:t>
+      <w:t>2026-10-26</w:t>
       <w:br/>
       <w:br/>
     </w:r>

--- a/klagomål/A 35261-2026 FSC-klagomål.docx
+++ b/klagomål/A 35261-2026 FSC-klagomål.docx
@@ -2240,7 +2240,7 @@
     <w:r>
       <w:tab/>
       <w:tab/>
-      <w:t>2026-10-26</w:t>
+      <w:t>2026-10-27</w:t>
       <w:br/>
       <w:br/>
     </w:r>

--- a/klagomål/A 35261-2026 FSC-klagomål.docx
+++ b/klagomål/A 35261-2026 FSC-klagomål.docx
@@ -2240,7 +2240,7 @@
     <w:r>
       <w:tab/>
       <w:tab/>
-      <w:t>2026-10-27</w:t>
+      <w:t>2026-10-28</w:t>
       <w:br/>
       <w:br/>
     </w:r>

--- a/klagomål/A 35261-2026 FSC-klagomål.docx
+++ b/klagomål/A 35261-2026 FSC-klagomål.docx
@@ -2240,7 +2240,7 @@
     <w:r>
       <w:tab/>
       <w:tab/>
-      <w:t>2026-10-28</w:t>
+      <w:t>2026-10-29</w:t>
       <w:br/>
       <w:br/>
     </w:r>

--- a/klagomål/A 35261-2026 FSC-klagomål.docx
+++ b/klagomål/A 35261-2026 FSC-klagomål.docx
@@ -2240,7 +2240,7 @@
     <w:r>
       <w:tab/>
       <w:tab/>
-      <w:t>2026-10-29</w:t>
+      <w:t>2026-10-31</w:t>
       <w:br/>
       <w:br/>
     </w:r>
